--- a/fiction/drafts/roughs/spark_arousal-[248]_20091010-0525.docx
+++ b/fiction/drafts/roughs/spark_arousal-[248]_20091010-0525.docx
@@ -6,11 +6,23 @@
       <w:pPr>
         <w:spacing w:line="360" w:lineRule="auto"/>
         <w:jc w:val="both"/>
+        <w:rPr>
+          <w:rFonts w:ascii="Montserrat" w:hAnsi="Montserrat"/>
+          <w:sz w:val="24"/>
+        </w:rPr>
       </w:pPr>
       <w:r>
+        <w:rPr>
+          <w:rFonts w:ascii="Montserrat" w:hAnsi="Montserrat"/>
+          <w:sz w:val="24"/>
+        </w:rPr>
         <w:t>I - Arousal</w:t>
       </w:r>
       <w:r>
+        <w:rPr>
+          <w:rFonts w:ascii="Montserrat" w:hAnsi="Montserrat"/>
+          <w:sz w:val="24"/>
+        </w:rPr>
         <w:t xml:space="preserve"> </w:t>
       </w:r>
     </w:p>
@@ -19,80 +31,106 @@
         <w:spacing w:line="360" w:lineRule="auto"/>
         <w:jc w:val="right"/>
         <w:rPr>
+          <w:rFonts w:ascii="Montserrat" w:hAnsi="Montserrat"/>
           <w:color w:val="808080"/>
+          <w:sz w:val="24"/>
         </w:rPr>
       </w:pPr>
       <w:r>
         <w:rPr>
+          <w:rFonts w:ascii="Montserrat" w:hAnsi="Montserrat"/>
           <w:color w:val="808080"/>
+          <w:sz w:val="24"/>
         </w:rPr>
         <w:fldChar w:fldCharType="begin"/>
       </w:r>
       <w:r>
         <w:rPr>
+          <w:rFonts w:ascii="Montserrat" w:hAnsi="Montserrat"/>
           <w:color w:val="808080"/>
+          <w:sz w:val="24"/>
         </w:rPr>
         <w:instrText xml:space="preserve"> NUMPAGES  \* MERGEFORMAT </w:instrText>
       </w:r>
       <w:r>
         <w:rPr>
+          <w:rFonts w:ascii="Montserrat" w:hAnsi="Montserrat"/>
           <w:color w:val="808080"/>
+          <w:sz w:val="24"/>
         </w:rPr>
         <w:fldChar w:fldCharType="separate"/>
       </w:r>
       <w:r>
         <w:rPr>
+          <w:rFonts w:ascii="Montserrat" w:hAnsi="Montserrat"/>
           <w:noProof/>
           <w:color w:val="808080"/>
+          <w:sz w:val="24"/>
         </w:rPr>
         <w:t>2</w:t>
       </w:r>
       <w:r>
         <w:rPr>
+          <w:rFonts w:ascii="Montserrat" w:hAnsi="Montserrat"/>
           <w:color w:val="808080"/>
+          <w:sz w:val="24"/>
         </w:rPr>
         <w:fldChar w:fldCharType="end"/>
       </w:r>
       <w:r>
         <w:rPr>
+          <w:rFonts w:ascii="Montserrat" w:hAnsi="Montserrat"/>
           <w:color w:val="808080"/>
+          <w:sz w:val="24"/>
         </w:rPr>
         <w:t xml:space="preserve"> pages ∙ </w:t>
       </w:r>
       <w:r>
         <w:rPr>
+          <w:rFonts w:ascii="Montserrat" w:hAnsi="Montserrat"/>
           <w:color w:val="808080"/>
+          <w:sz w:val="24"/>
         </w:rPr>
         <w:fldChar w:fldCharType="begin"/>
       </w:r>
       <w:r>
         <w:rPr>
+          <w:rFonts w:ascii="Montserrat" w:hAnsi="Montserrat"/>
           <w:color w:val="808080"/>
+          <w:sz w:val="24"/>
         </w:rPr>
         <w:instrText xml:space="preserve"> NUMWORDS  \* MERGEFORMAT </w:instrText>
       </w:r>
       <w:r>
         <w:rPr>
+          <w:rFonts w:ascii="Montserrat" w:hAnsi="Montserrat"/>
           <w:color w:val="808080"/>
+          <w:sz w:val="24"/>
         </w:rPr>
         <w:fldChar w:fldCharType="separate"/>
       </w:r>
       <w:r>
         <w:rPr>
+          <w:rFonts w:ascii="Montserrat" w:hAnsi="Montserrat"/>
           <w:noProof/>
           <w:color w:val="808080"/>
+          <w:sz w:val="24"/>
         </w:rPr>
         <w:t>248</w:t>
       </w:r>
       <w:r>
         <w:rPr>
+          <w:rFonts w:ascii="Montserrat" w:hAnsi="Montserrat"/>
           <w:color w:val="808080"/>
+          <w:sz w:val="24"/>
         </w:rPr>
         <w:fldChar w:fldCharType="end"/>
       </w:r>
       <w:r>
         <w:rPr>
+          <w:rFonts w:ascii="Montserrat" w:hAnsi="Montserrat"/>
           <w:color w:val="808080"/>
+          <w:sz w:val="24"/>
         </w:rPr>
         <w:t xml:space="preserve"> words</w:t>
       </w:r>
@@ -100,77 +138,85 @@
     <w:p>
       <w:pPr>
         <w:spacing w:line="360" w:lineRule="auto"/>
+        <w:rPr>
+          <w:rFonts w:ascii="Montserrat" w:hAnsi="Montserrat"/>
+          <w:sz w:val="24"/>
+        </w:rPr>
       </w:pPr>
     </w:p>
     <w:p>
       <w:pPr>
         <w:spacing w:line="360" w:lineRule="auto"/>
         <w:jc w:val="both"/>
+        <w:rPr>
+          <w:rFonts w:ascii="Montserrat" w:hAnsi="Montserrat"/>
+          <w:sz w:val="24"/>
+        </w:rPr>
       </w:pPr>
       <w:r>
-        <w:t xml:space="preserve">There was music in the motion. The fast beat of her heart and the slow echo of her footsteps </w:t>
-      </w:r>
-      <w:proofErr w:type="gramStart"/>
-      <w:r>
-        <w:t>set</w:t>
-      </w:r>
-      <w:proofErr w:type="gramEnd"/>
-      <w:r>
-        <w:t xml:space="preserve"> a complex rhythm. Wind whistled and moaned along the broad arcades, underscored by the rattling hiss of the rain. Thunder touched things deep inside her with its rumble. In the distance, she could even hear the endless passion </w:t>
-      </w:r>
-      <w:proofErr w:type="gramStart"/>
-      <w:r>
-        <w:t>of the surf</w:t>
-      </w:r>
-      <w:proofErr w:type="gramEnd"/>
-      <w:r>
-        <w:t xml:space="preserve">, </w:t>
-      </w:r>
-      <w:proofErr w:type="gramStart"/>
-      <w:r>
-        <w:t>stroking</w:t>
-      </w:r>
-      <w:proofErr w:type="gramEnd"/>
-      <w:r>
-        <w:t xml:space="preserve"> the beach and thrusting among the rocks. </w:t>
+        <w:rPr>
+          <w:rFonts w:ascii="Montserrat" w:hAnsi="Montserrat"/>
+          <w:sz w:val="24"/>
+        </w:rPr>
+        <w:t xml:space="preserve">There was music in the motion. The fast beat of her heart and the slow echo of her footsteps set a complex rhythm. Wind whistled and moaned along the broad arcades, underscored by the rattling hiss of the rain. Thunder touched things deep inside her with its rumble. In the distance, she could even hear the endless passion of the surf, stroking the beach and thrusting among the rocks. </w:t>
       </w:r>
     </w:p>
     <w:p>
       <w:pPr>
         <w:spacing w:line="360" w:lineRule="auto"/>
         <w:jc w:val="both"/>
+        <w:rPr>
+          <w:rFonts w:ascii="Montserrat" w:hAnsi="Montserrat"/>
+          <w:sz w:val="24"/>
+        </w:rPr>
       </w:pPr>
       <w:r>
+        <w:rPr>
+          <w:rFonts w:ascii="Montserrat" w:hAnsi="Montserrat"/>
+          <w:sz w:val="24"/>
+        </w:rPr>
         <w:tab/>
-        <w:t xml:space="preserve">The sharp bite of ozone and the spice of new rain joined the primal scent of the ocean. She closed her eyes and took a deep breath. Instead of subsiding, her arousal sharpened. Her nerves sang with a delicious ache. She felt her muscles </w:t>
-      </w:r>
-      <w:proofErr w:type="gramStart"/>
-      <w:r>
-        <w:t>shifted</w:t>
-      </w:r>
-      <w:proofErr w:type="gramEnd"/>
-      <w:r>
-        <w:t xml:space="preserve"> under her skin, bound and caressed by layers of clothing. It was maddening. It was wonderful. It was unbearable. Her senses were overloaded and her whole being craved for release. </w:t>
+        <w:t xml:space="preserve">The sharp bite of ozone and the spice of new rain joined the primal scent of the ocean. She closed her eyes and took a deep breath. Instead of subsiding, her arousal sharpened. Her nerves sang with a delicious ache. She felt her muscles shifted under her skin, bound and caressed by layers of clothing. It was maddening. It was wonderful. It was unbearable. Her senses were overloaded and her whole being craved for release. </w:t>
       </w:r>
     </w:p>
     <w:p>
       <w:pPr>
         <w:spacing w:line="360" w:lineRule="auto"/>
         <w:jc w:val="both"/>
+        <w:rPr>
+          <w:rFonts w:ascii="Montserrat" w:hAnsi="Montserrat"/>
+          <w:sz w:val="24"/>
+        </w:rPr>
       </w:pPr>
     </w:p>
     <w:p>
       <w:pPr>
         <w:spacing w:line="360" w:lineRule="auto"/>
         <w:jc w:val="both"/>
+        <w:rPr>
+          <w:rFonts w:ascii="Montserrat" w:hAnsi="Montserrat"/>
+          <w:sz w:val="24"/>
+        </w:rPr>
       </w:pPr>
       <w:r>
+        <w:rPr>
+          <w:rFonts w:ascii="Montserrat" w:hAnsi="Montserrat"/>
+          <w:sz w:val="24"/>
+        </w:rPr>
         <w:t xml:space="preserve">Like so many others, she had come here to be opened. To awaken her creative spirit and learn to understand </w:t>
       </w:r>
       <w:r>
+        <w:rPr>
+          <w:rFonts w:ascii="Montserrat" w:hAnsi="Montserrat"/>
+          <w:sz w:val="24"/>
+        </w:rPr>
         <w:t>its</w:t>
       </w:r>
       <w:r>
+        <w:rPr>
+          <w:rFonts w:ascii="Montserrat" w:hAnsi="Montserrat"/>
+          <w:sz w:val="24"/>
+        </w:rPr>
         <w:t xml:space="preserve"> physical expression, she was encouraged to explore her own body. She had found release—and a hunger both sharper and deeper than her original ache. The more she learned about the fire within her, the more it changed her, striving to dominate and redefine her. This passion, her sexuality, had always been there, a stranger within herself. The more she learned of the possibilities and uses of herself, the more defined its sense purpose became. </w:t>
       </w:r>
     </w:p>
@@ -189,7 +235,7 @@
   <w:abstractNum w:abstractNumId="0" w15:restartNumberingAfterBreak="0">
     <w:nsid w:val="FFFFFFFB"/>
     <w:multiLevelType w:val="multilevel"/>
-    <w:tmpl w:val="759072D4"/>
+    <w:tmpl w:val="80A499BA"/>
     <w:lvl w:ilvl="0">
       <w:start w:val="1"/>
       <w:numFmt w:val="cardinalText"/>
@@ -294,6 +340,27 @@
   <w:num w:numId="12" w16cid:durableId="1294021488">
     <w:abstractNumId w:val="0"/>
   </w:num>
+  <w:num w:numId="13" w16cid:durableId="883054424">
+    <w:abstractNumId w:val="0"/>
+  </w:num>
+  <w:num w:numId="14" w16cid:durableId="1841777446">
+    <w:abstractNumId w:val="0"/>
+  </w:num>
+  <w:num w:numId="15" w16cid:durableId="838621758">
+    <w:abstractNumId w:val="0"/>
+  </w:num>
+  <w:num w:numId="16" w16cid:durableId="1408379118">
+    <w:abstractNumId w:val="0"/>
+  </w:num>
+  <w:num w:numId="17" w16cid:durableId="1964576222">
+    <w:abstractNumId w:val="0"/>
+  </w:num>
+  <w:num w:numId="18" w16cid:durableId="1118183543">
+    <w:abstractNumId w:val="0"/>
+  </w:num>
+  <w:num w:numId="19" w16cid:durableId="729839872">
+    <w:abstractNumId w:val="0"/>
+  </w:num>
 </w:numbering>
 </file>
 
@@ -302,7 +369,9 @@
   <w:docDefaults>
     <w:rPrDefault>
       <w:rPr>
-        <w:rFonts w:ascii="Times New Roman" w:eastAsia="Times New Roman" w:hAnsi="Times New Roman" w:cs="Times New Roman"/>
+        <w:rFonts w:asciiTheme="minorHAnsi" w:eastAsiaTheme="minorHAnsi" w:hAnsiTheme="minorHAnsi" w:cstheme="minorBidi"/>
+        <w:sz w:val="22"/>
+        <w:szCs w:val="22"/>
         <w:lang w:val="en-US" w:eastAsia="en-US" w:bidi="ar-SA"/>
       </w:rPr>
     </w:rPrDefault>
@@ -689,12 +758,12 @@
   <w:style w:type="paragraph" w:default="1" w:styleId="Normal">
     <w:name w:val="Normal"/>
     <w:qFormat/>
-    <w:rsid w:val="00AE2006"/>
+    <w:rsid w:val="00A938FA"/>
     <w:pPr>
       <w:spacing w:after="240" w:line="276" w:lineRule="auto"/>
     </w:pPr>
     <w:rPr>
-      <w:rFonts w:asciiTheme="minorHAnsi" w:hAnsiTheme="minorHAnsi" w:cstheme="minorHAnsi"/>
+      <w:rFonts w:cstheme="minorHAnsi"/>
       <w:sz w:val="28"/>
       <w:szCs w:val="28"/>
     </w:rPr>
@@ -705,10 +774,10 @@
     <w:next w:val="Normal"/>
     <w:link w:val="Heading1Char"/>
     <w:qFormat/>
-    <w:rsid w:val="00AE2006"/>
+    <w:rsid w:val="00A938FA"/>
     <w:pPr>
       <w:keepNext/>
-      <w:contextualSpacing/>
+      <w:spacing w:before="240" w:after="60" w:line="240" w:lineRule="auto"/>
       <w:outlineLvl w:val="0"/>
     </w:pPr>
     <w:rPr>
@@ -724,11 +793,11 @@
     <w:next w:val="Normal"/>
     <w:link w:val="Heading2Char"/>
     <w:qFormat/>
-    <w:rsid w:val="00AE2006"/>
+    <w:rsid w:val="00A938FA"/>
     <w:pPr>
       <w:numPr>
         <w:ilvl w:val="1"/>
-        <w:numId w:val="12"/>
+        <w:numId w:val="19"/>
       </w:numPr>
       <w:outlineLvl w:val="1"/>
     </w:pPr>
@@ -744,7 +813,7 @@
     <w:next w:val="Normal"/>
     <w:link w:val="Heading3Char"/>
     <w:qFormat/>
-    <w:rsid w:val="00AE2006"/>
+    <w:rsid w:val="00A938FA"/>
     <w:pPr>
       <w:outlineLvl w:val="2"/>
     </w:pPr>
@@ -758,7 +827,7 @@
     <w:next w:val="Normal"/>
     <w:link w:val="Heading4Char"/>
     <w:qFormat/>
-    <w:rsid w:val="00AE2006"/>
+    <w:rsid w:val="00A938FA"/>
     <w:pPr>
       <w:numPr>
         <w:ilvl w:val="3"/>
@@ -775,7 +844,7 @@
     <w:next w:val="Normal"/>
     <w:link w:val="Heading5Char"/>
     <w:qFormat/>
-    <w:rsid w:val="00AE2006"/>
+    <w:rsid w:val="00A938FA"/>
     <w:pPr>
       <w:numPr>
         <w:ilvl w:val="4"/>
@@ -792,7 +861,7 @@
     <w:next w:val="Normal"/>
     <w:link w:val="Heading6Char"/>
     <w:qFormat/>
-    <w:rsid w:val="00AE2006"/>
+    <w:rsid w:val="00A938FA"/>
     <w:pPr>
       <w:numPr>
         <w:ilvl w:val="5"/>
@@ -800,7 +869,7 @@
       <w:outlineLvl w:val="5"/>
     </w:pPr>
     <w:rPr>
-      <w:b w:val="0"/>
+      <w:bCs/>
       <w:sz w:val="24"/>
       <w:szCs w:val="24"/>
       <w:u w:val="single"/>
@@ -812,28 +881,31 @@
     <w:next w:val="Normal"/>
     <w:link w:val="Heading7Char"/>
     <w:qFormat/>
-    <w:rsid w:val="00AE2006"/>
-    <w:pPr>
+    <w:rsid w:val="00A938FA"/>
+    <w:pPr>
+      <w:keepNext w:val="0"/>
+      <w:numPr>
+        <w:ilvl w:val="0"/>
+        <w:numId w:val="0"/>
+      </w:numPr>
       <w:outlineLvl w:val="6"/>
     </w:pPr>
     <w:rPr>
-      <w:b/>
-      <w:bCs/>
+      <w:b w:val="0"/>
+      <w:kern w:val="0"/>
     </w:rPr>
   </w:style>
   <w:style w:type="paragraph" w:styleId="Heading8">
     <w:name w:val="heading 8"/>
-    <w:basedOn w:val="Heading7"/>
+    <w:basedOn w:val="Heading6"/>
     <w:next w:val="Normal"/>
     <w:link w:val="Heading8Char"/>
     <w:qFormat/>
-    <w:rsid w:val="00AE2006"/>
+    <w:rsid w:val="00A938FA"/>
     <w:pPr>
       <w:outlineLvl w:val="7"/>
     </w:pPr>
     <w:rPr>
-      <w:b w:val="0"/>
-      <w:bCs w:val="0"/>
       <w:i/>
       <w:iCs/>
       <w:u w:val="none"/>
@@ -845,18 +917,20 @@
     <w:next w:val="Normal"/>
     <w:link w:val="Heading9Char"/>
     <w:qFormat/>
-    <w:rsid w:val="00AE2006"/>
+    <w:rsid w:val="00A938FA"/>
     <w:pPr>
       <w:outlineLvl w:val="8"/>
     </w:pPr>
     <w:rPr>
-      <w:b/>
-      <w:bCs/>
+      <w:b w:val="0"/>
+      <w:bCs w:val="0"/>
     </w:rPr>
   </w:style>
   <w:style w:type="character" w:default="1" w:styleId="DefaultParagraphFont">
     <w:name w:val="Default Paragraph Font"/>
+    <w:uiPriority w:val="1"/>
     <w:semiHidden/>
+    <w:unhideWhenUsed/>
   </w:style>
   <w:style w:type="table" w:default="1" w:styleId="TableNormal">
     <w:name w:val="Normal Table"/>
@@ -885,9 +959,10 @@
     <w:next w:val="Normal"/>
     <w:link w:val="Subheading1Char"/>
     <w:qFormat/>
-    <w:rsid w:val="00AE2006"/>
-    <w:pPr>
-      <w:spacing w:line="240" w:lineRule="auto"/>
+    <w:rsid w:val="00A938FA"/>
+    <w:pPr>
+      <w:spacing w:before="0" w:after="0"/>
+      <w:contextualSpacing/>
     </w:pPr>
     <w:rPr>
       <w:rFonts w:asciiTheme="majorHAnsi" w:eastAsiaTheme="minorHAnsi" w:hAnsiTheme="majorHAnsi"/>
@@ -900,9 +975,9 @@
     <w:name w:val="Subheading 1 Char"/>
     <w:basedOn w:val="DefaultParagraphFont"/>
     <w:link w:val="Subheading1"/>
-    <w:rsid w:val="00AE2006"/>
-    <w:rPr>
-      <w:rFonts w:asciiTheme="majorHAnsi" w:eastAsiaTheme="minorHAnsi" w:hAnsiTheme="majorHAnsi" w:cstheme="minorHAnsi"/>
+    <w:rsid w:val="00A938FA"/>
+    <w:rPr>
+      <w:rFonts w:asciiTheme="majorHAnsi" w:hAnsiTheme="majorHAnsi" w:cstheme="minorHAnsi"/>
       <w:b/>
       <w:kern w:val="28"/>
       <w:sz w:val="48"/>
@@ -914,9 +989,9 @@
     <w:name w:val="Heading 1 Char"/>
     <w:basedOn w:val="DefaultParagraphFont"/>
     <w:link w:val="Heading1"/>
-    <w:rsid w:val="00AE2006"/>
-    <w:rPr>
-      <w:rFonts w:asciiTheme="minorHAnsi" w:eastAsiaTheme="majorEastAsia" w:hAnsiTheme="minorHAnsi" w:cstheme="minorHAnsi"/>
+    <w:rsid w:val="00A938FA"/>
+    <w:rPr>
+      <w:rFonts w:eastAsiaTheme="majorEastAsia" w:cstheme="minorHAnsi"/>
       <w:b/>
       <w:kern w:val="28"/>
       <w:sz w:val="56"/>
@@ -925,25 +1000,19 @@
   </w:style>
   <w:style w:type="paragraph" w:customStyle="1" w:styleId="Subheading2">
     <w:name w:val="Subheading 2"/>
-    <w:basedOn w:val="Heading2"/>
+    <w:basedOn w:val="Subheading1"/>
     <w:next w:val="Normal"/>
     <w:link w:val="Subheading2Char"/>
     <w:qFormat/>
-    <w:rsid w:val="00AE2006"/>
-    <w:pPr>
-      <w:spacing w:line="240" w:lineRule="auto"/>
-    </w:pPr>
-    <w:rPr>
-      <w:vertAlign w:val="superscript"/>
-    </w:rPr>
+    <w:rsid w:val="00A938FA"/>
   </w:style>
   <w:style w:type="character" w:customStyle="1" w:styleId="Subheading2Char">
     <w:name w:val="Subheading 2 Char"/>
     <w:basedOn w:val="Subheading1Char"/>
     <w:link w:val="Subheading2"/>
-    <w:rsid w:val="00AE2006"/>
-    <w:rPr>
-      <w:rFonts w:asciiTheme="majorHAnsi" w:eastAsiaTheme="majorEastAsia" w:hAnsiTheme="majorHAnsi" w:cstheme="minorHAnsi"/>
+    <w:rsid w:val="00A938FA"/>
+    <w:rPr>
+      <w:rFonts w:asciiTheme="majorHAnsi" w:hAnsiTheme="majorHAnsi" w:cstheme="minorHAnsi"/>
       <w:b/>
       <w:kern w:val="28"/>
       <w:sz w:val="48"/>
@@ -955,7 +1024,7 @@
     <w:name w:val="Heading 2 Char"/>
     <w:basedOn w:val="DefaultParagraphFont"/>
     <w:link w:val="Heading2"/>
-    <w:rsid w:val="00AE2006"/>
+    <w:rsid w:val="00A938FA"/>
     <w:rPr>
       <w:rFonts w:asciiTheme="majorHAnsi" w:eastAsiaTheme="majorEastAsia" w:hAnsiTheme="majorHAnsi" w:cstheme="minorHAnsi"/>
       <w:b/>
@@ -966,26 +1035,23 @@
   </w:style>
   <w:style w:type="paragraph" w:customStyle="1" w:styleId="Subheading3">
     <w:name w:val="Subheading 3"/>
-    <w:basedOn w:val="Heading3"/>
+    <w:basedOn w:val="Subheading2"/>
     <w:next w:val="Normal"/>
     <w:link w:val="Subheading3Char"/>
     <w:qFormat/>
-    <w:rsid w:val="00AE2006"/>
-    <w:pPr>
-      <w:spacing w:line="240" w:lineRule="auto"/>
-    </w:pPr>
-    <w:rPr>
+    <w:rsid w:val="00A938FA"/>
+    <w:rPr>
+      <w:sz w:val="40"/>
       <w:szCs w:val="40"/>
-      <w:vertAlign w:val="superscript"/>
     </w:rPr>
   </w:style>
   <w:style w:type="character" w:customStyle="1" w:styleId="Subheading3Char">
     <w:name w:val="Subheading 3 Char"/>
     <w:basedOn w:val="Subheading2Char"/>
     <w:link w:val="Subheading3"/>
-    <w:rsid w:val="00AE2006"/>
-    <w:rPr>
-      <w:rFonts w:asciiTheme="majorHAnsi" w:eastAsiaTheme="majorEastAsia" w:hAnsiTheme="majorHAnsi" w:cstheme="minorHAnsi"/>
+    <w:rsid w:val="00A938FA"/>
+    <w:rPr>
+      <w:rFonts w:asciiTheme="majorHAnsi" w:hAnsiTheme="majorHAnsi" w:cstheme="minorHAnsi"/>
       <w:b/>
       <w:kern w:val="28"/>
       <w:sz w:val="40"/>
@@ -997,7 +1063,7 @@
     <w:name w:val="Heading 3 Char"/>
     <w:basedOn w:val="DefaultParagraphFont"/>
     <w:link w:val="Heading3"/>
-    <w:rsid w:val="00AE2006"/>
+    <w:rsid w:val="00A938FA"/>
     <w:rPr>
       <w:rFonts w:asciiTheme="majorHAnsi" w:eastAsiaTheme="majorEastAsia" w:hAnsiTheme="majorHAnsi" w:cstheme="minorHAnsi"/>
       <w:b/>
@@ -1009,10 +1075,12 @@
   <w:style w:type="paragraph" w:customStyle="1" w:styleId="Suptitle">
     <w:name w:val="Suptitle"/>
     <w:basedOn w:val="Subtitle"/>
-    <w:next w:val="Normal"/>
     <w:link w:val="SuptitleChar"/>
     <w:qFormat/>
-    <w:rsid w:val="00AE2006"/>
+    <w:rsid w:val="00A938FA"/>
+    <w:pPr>
+      <w:spacing w:before="240"/>
+    </w:pPr>
     <w:rPr>
       <w:vertAlign w:val="subscript"/>
     </w:rPr>
@@ -1021,7 +1089,7 @@
     <w:name w:val="Suptitle Char"/>
     <w:basedOn w:val="SubtitleChar"/>
     <w:link w:val="Suptitle"/>
-    <w:rsid w:val="00AE2006"/>
+    <w:rsid w:val="00A938FA"/>
     <w:rPr>
       <w:rFonts w:asciiTheme="majorHAnsi" w:eastAsiaTheme="majorEastAsia" w:hAnsiTheme="majorHAnsi" w:cstheme="majorBidi"/>
       <w:color w:val="7F7F7F" w:themeColor="text1" w:themeTint="80"/>
@@ -1039,7 +1107,7 @@
     <w:link w:val="SubtitleChar"/>
     <w:uiPriority w:val="11"/>
     <w:qFormat/>
-    <w:rsid w:val="00AE2006"/>
+    <w:rsid w:val="00A938FA"/>
     <w:rPr>
       <w:b w:val="0"/>
       <w:bCs w:val="0"/>
@@ -1052,7 +1120,7 @@
     <w:basedOn w:val="DefaultParagraphFont"/>
     <w:link w:val="Subtitle"/>
     <w:uiPriority w:val="11"/>
-    <w:rsid w:val="00AE2006"/>
+    <w:rsid w:val="00A938FA"/>
     <w:rPr>
       <w:rFonts w:asciiTheme="majorHAnsi" w:eastAsiaTheme="majorEastAsia" w:hAnsiTheme="majorHAnsi" w:cstheme="majorBidi"/>
       <w:color w:val="7F7F7F" w:themeColor="text1" w:themeTint="80"/>
@@ -1068,7 +1136,7 @@
     <w:basedOn w:val="Normal"/>
     <w:uiPriority w:val="1"/>
     <w:qFormat/>
-    <w:rsid w:val="00AE2006"/>
+    <w:rsid w:val="00A938FA"/>
     <w:pPr>
       <w:spacing w:after="0"/>
     </w:pPr>
@@ -1077,7 +1145,7 @@
     <w:name w:val="Heading 4 Char"/>
     <w:basedOn w:val="DefaultParagraphFont"/>
     <w:link w:val="Heading4"/>
-    <w:rsid w:val="00AE2006"/>
+    <w:rsid w:val="00A938FA"/>
     <w:rPr>
       <w:rFonts w:asciiTheme="majorHAnsi" w:eastAsiaTheme="majorEastAsia" w:hAnsiTheme="majorHAnsi" w:cstheme="minorHAnsi"/>
       <w:b/>
@@ -1090,7 +1158,7 @@
     <w:name w:val="Heading 5 Char"/>
     <w:basedOn w:val="DefaultParagraphFont"/>
     <w:link w:val="Heading5"/>
-    <w:rsid w:val="00AE2006"/>
+    <w:rsid w:val="00A938FA"/>
     <w:rPr>
       <w:rFonts w:asciiTheme="majorHAnsi" w:eastAsiaTheme="majorEastAsia" w:hAnsiTheme="majorHAnsi" w:cstheme="minorHAnsi"/>
       <w:b/>
@@ -1103,20 +1171,7 @@
     <w:name w:val="Heading 6 Char"/>
     <w:basedOn w:val="DefaultParagraphFont"/>
     <w:link w:val="Heading6"/>
-    <w:rsid w:val="00AE2006"/>
-    <w:rPr>
-      <w:rFonts w:asciiTheme="majorHAnsi" w:eastAsiaTheme="majorEastAsia" w:hAnsiTheme="majorHAnsi" w:cstheme="minorHAnsi"/>
-      <w:kern w:val="28"/>
-      <w:sz w:val="24"/>
-      <w:szCs w:val="24"/>
-      <w:u w:val="single"/>
-    </w:rPr>
-  </w:style>
-  <w:style w:type="character" w:customStyle="1" w:styleId="Heading7Char">
-    <w:name w:val="Heading 7 Char"/>
-    <w:basedOn w:val="DefaultParagraphFont"/>
-    <w:link w:val="Heading7"/>
-    <w:rsid w:val="00AE2006"/>
+    <w:rsid w:val="00A938FA"/>
     <w:rPr>
       <w:rFonts w:asciiTheme="majorHAnsi" w:eastAsiaTheme="majorEastAsia" w:hAnsiTheme="majorHAnsi" w:cstheme="minorHAnsi"/>
       <w:b/>
@@ -1127,13 +1182,28 @@
       <w:u w:val="single"/>
     </w:rPr>
   </w:style>
+  <w:style w:type="character" w:customStyle="1" w:styleId="Heading7Char">
+    <w:name w:val="Heading 7 Char"/>
+    <w:basedOn w:val="DefaultParagraphFont"/>
+    <w:link w:val="Heading7"/>
+    <w:rsid w:val="00A938FA"/>
+    <w:rPr>
+      <w:rFonts w:asciiTheme="majorHAnsi" w:eastAsiaTheme="majorEastAsia" w:hAnsiTheme="majorHAnsi" w:cstheme="minorHAnsi"/>
+      <w:bCs/>
+      <w:sz w:val="24"/>
+      <w:szCs w:val="24"/>
+      <w:u w:val="single"/>
+    </w:rPr>
+  </w:style>
   <w:style w:type="character" w:customStyle="1" w:styleId="Heading8Char">
     <w:name w:val="Heading 8 Char"/>
     <w:basedOn w:val="DefaultParagraphFont"/>
     <w:link w:val="Heading8"/>
-    <w:rsid w:val="00AE2006"/>
+    <w:rsid w:val="00A938FA"/>
     <w:rPr>
       <w:rFonts w:asciiTheme="majorHAnsi" w:eastAsiaTheme="majorEastAsia" w:hAnsiTheme="majorHAnsi" w:cstheme="minorHAnsi"/>
+      <w:b/>
+      <w:bCs/>
       <w:i/>
       <w:iCs/>
       <w:kern w:val="28"/>
@@ -1145,11 +1215,9 @@
     <w:name w:val="Heading 9 Char"/>
     <w:basedOn w:val="DefaultParagraphFont"/>
     <w:link w:val="Heading9"/>
-    <w:rsid w:val="00AE2006"/>
+    <w:rsid w:val="00A938FA"/>
     <w:rPr>
       <w:rFonts w:asciiTheme="majorHAnsi" w:eastAsiaTheme="majorEastAsia" w:hAnsiTheme="majorHAnsi" w:cstheme="minorHAnsi"/>
-      <w:b/>
-      <w:bCs/>
       <w:i/>
       <w:iCs/>
       <w:kern w:val="28"/>
@@ -1165,7 +1233,7 @@
     <w:semiHidden/>
     <w:unhideWhenUsed/>
     <w:qFormat/>
-    <w:rsid w:val="00AE2006"/>
+    <w:rsid w:val="00A938FA"/>
     <w:pPr>
       <w:spacing w:after="200"/>
     </w:pPr>
@@ -1173,7 +1241,6 @@
       <w:i/>
       <w:iCs/>
       <w:color w:val="0E2841" w:themeColor="text2"/>
-      <w:sz w:val="18"/>
       <w:szCs w:val="18"/>
     </w:rPr>
   </w:style>
@@ -1184,9 +1251,9 @@
     <w:link w:val="TitleChar"/>
     <w:uiPriority w:val="10"/>
     <w:qFormat/>
-    <w:rsid w:val="00AE2006"/>
-    <w:pPr>
-      <w:contextualSpacing/>
+    <w:rsid w:val="00A938FA"/>
+    <w:pPr>
+      <w:spacing w:line="240" w:lineRule="auto"/>
     </w:pPr>
     <w:rPr>
       <w:rFonts w:asciiTheme="majorHAnsi" w:eastAsiaTheme="majorEastAsia" w:hAnsiTheme="majorHAnsi" w:cstheme="majorBidi"/>
@@ -1203,7 +1270,7 @@
     <w:basedOn w:val="DefaultParagraphFont"/>
     <w:link w:val="Title"/>
     <w:uiPriority w:val="10"/>
-    <w:rsid w:val="00AE2006"/>
+    <w:rsid w:val="00A938FA"/>
     <w:rPr>
       <w:rFonts w:asciiTheme="majorHAnsi" w:eastAsiaTheme="majorEastAsia" w:hAnsiTheme="majorHAnsi" w:cstheme="majorBidi"/>
       <w:b/>
@@ -1218,7 +1285,7 @@
     <w:name w:val="Strong"/>
     <w:uiPriority w:val="22"/>
     <w:qFormat/>
-    <w:rsid w:val="00AE2006"/>
+    <w:rsid w:val="00A938FA"/>
     <w:rPr>
       <w:b/>
       <w:bCs/>
@@ -1228,7 +1295,7 @@
     <w:name w:val="Emphasis"/>
     <w:uiPriority w:val="20"/>
     <w:qFormat/>
-    <w:rsid w:val="00AE2006"/>
+    <w:rsid w:val="00A938FA"/>
     <w:rPr>
       <w:rFonts w:asciiTheme="minorHAnsi" w:hAnsiTheme="minorHAnsi" w:cstheme="minorHAnsi"/>
       <w:i/>
@@ -1239,10 +1306,10 @@
   </w:style>
   <w:style w:type="paragraph" w:styleId="ListParagraph">
     <w:name w:val="List Paragraph"/>
-    <w:basedOn w:val="NoSpacing"/>
+    <w:basedOn w:val="Normal"/>
     <w:uiPriority w:val="34"/>
     <w:qFormat/>
-    <w:rsid w:val="00AE2006"/>
+    <w:rsid w:val="00A938FA"/>
     <w:pPr>
       <w:ind w:left="720"/>
       <w:contextualSpacing/>
@@ -1250,11 +1317,12 @@
   </w:style>
   <w:style w:type="paragraph" w:styleId="Quote">
     <w:name w:val="Quote"/>
-    <w:basedOn w:val="NoSpacing"/>
+    <w:basedOn w:val="Normal"/>
+    <w:next w:val="Normal"/>
     <w:link w:val="QuoteChar"/>
     <w:uiPriority w:val="29"/>
     <w:qFormat/>
-    <w:rsid w:val="00AE2006"/>
+    <w:rsid w:val="00A938FA"/>
     <w:pPr>
       <w:keepLines/>
       <w:pageBreakBefore/>
@@ -1266,18 +1334,15 @@
       <w:contextualSpacing/>
       <w:mirrorIndents/>
     </w:pPr>
-    <w:rPr>
-      <w:rFonts w:eastAsiaTheme="minorHAnsi"/>
-    </w:rPr>
   </w:style>
   <w:style w:type="character" w:customStyle="1" w:styleId="QuoteChar">
     <w:name w:val="Quote Char"/>
     <w:basedOn w:val="DefaultParagraphFont"/>
     <w:link w:val="Quote"/>
     <w:uiPriority w:val="29"/>
-    <w:rsid w:val="00AE2006"/>
-    <w:rPr>
-      <w:rFonts w:asciiTheme="minorHAnsi" w:eastAsiaTheme="minorHAnsi" w:hAnsiTheme="minorHAnsi" w:cstheme="minorHAnsi"/>
+    <w:rsid w:val="00A938FA"/>
+    <w:rPr>
+      <w:rFonts w:cstheme="minorHAnsi"/>
       <w:sz w:val="28"/>
       <w:szCs w:val="28"/>
     </w:rPr>
@@ -1285,10 +1350,11 @@
   <w:style w:type="paragraph" w:styleId="IntenseQuote">
     <w:name w:val="Intense Quote"/>
     <w:basedOn w:val="Quote"/>
+    <w:next w:val="Normal"/>
     <w:link w:val="IntenseQuoteChar"/>
     <w:uiPriority w:val="30"/>
     <w:qFormat/>
-    <w:rsid w:val="00AE2006"/>
+    <w:rsid w:val="00A938FA"/>
     <w:pPr>
       <w:pBdr>
         <w:left w:val="single" w:sz="18" w:space="7" w:color="auto"/>
@@ -1304,9 +1370,9 @@
     <w:basedOn w:val="DefaultParagraphFont"/>
     <w:link w:val="IntenseQuote"/>
     <w:uiPriority w:val="30"/>
-    <w:rsid w:val="00AE2006"/>
-    <w:rPr>
-      <w:rFonts w:asciiTheme="minorHAnsi" w:eastAsiaTheme="minorHAnsi" w:hAnsiTheme="minorHAnsi" w:cstheme="minorHAnsi"/>
+    <w:rsid w:val="00A938FA"/>
+    <w:rPr>
+      <w:rFonts w:cstheme="minorHAnsi"/>
       <w:b/>
       <w:bCs/>
       <w:sz w:val="28"/>
@@ -1318,7 +1384,7 @@
     <w:basedOn w:val="Emphasis"/>
     <w:uiPriority w:val="19"/>
     <w:qFormat/>
-    <w:rsid w:val="00AE2006"/>
+    <w:rsid w:val="00A938FA"/>
     <w:rPr>
       <w:rFonts w:asciiTheme="minorHAnsi" w:hAnsiTheme="minorHAnsi" w:cs="Calibri Light"/>
       <w:i/>
@@ -1333,7 +1399,7 @@
     <w:basedOn w:val="Emphasis"/>
     <w:uiPriority w:val="21"/>
     <w:qFormat/>
-    <w:rsid w:val="00AE2006"/>
+    <w:rsid w:val="00A938FA"/>
     <w:rPr>
       <w:rFonts w:asciiTheme="minorHAnsi" w:hAnsiTheme="minorHAnsi" w:cstheme="minorHAnsi"/>
       <w:b/>
@@ -1348,7 +1414,7 @@
     <w:name w:val="Subtle Reference"/>
     <w:uiPriority w:val="31"/>
     <w:qFormat/>
-    <w:rsid w:val="00AE2006"/>
+    <w:rsid w:val="00A938FA"/>
     <w:rPr>
       <w:caps/>
       <w:color w:val="7F7F7F" w:themeColor="text1" w:themeTint="80"/>
@@ -1361,7 +1427,7 @@
     <w:basedOn w:val="SubtleReference"/>
     <w:uiPriority w:val="32"/>
     <w:qFormat/>
-    <w:rsid w:val="00AE2006"/>
+    <w:rsid w:val="00A938FA"/>
     <w:rPr>
       <w:b/>
       <w:bCs/>
@@ -1373,9 +1439,10 @@
   </w:style>
   <w:style w:type="character" w:styleId="BookTitle">
     <w:name w:val="Book Title"/>
+    <w:basedOn w:val="DefaultParagraphFont"/>
     <w:uiPriority w:val="33"/>
     <w:qFormat/>
-    <w:rsid w:val="00AE2006"/>
+    <w:rsid w:val="00A938FA"/>
     <w:rPr>
       <w:b/>
       <w:bCs/>
